--- a/manuscript/Markarian_LINCS_Shrinkage_Transfer_Manuscript.docx
+++ b/manuscript/Markarian_LINCS_Shrinkage_Transfer_Manuscript.docx
@@ -2712,7 +2712,7 @@
         <w:keepLines w:val="0"/>
       </w:pPr>
       <w:r>
-        <w:t>Analysis scripts, frozen contracts, environment specifications, model checkpoints, compact derived signatures, result tables, and artifact hashes accompany this manuscript. A public repository URL and archival DOI should be inserted after repository publication.</w:t>
+        <w:t>Analysis scripts, frozen contracts, environment specifications, model checkpoints, compact derived signatures, result tables, and artifact hashes are available at https://github.com/MarkBarsoumMarkarian/LINCS-replicate-supervision. The version 1.0.0 archival release is identified by DOI: https://doi.org/10.5281/zenodo.22956320.</w:t>
       </w:r>
     </w:p>
     <w:p>
